--- a/docs/downloads/marco-leßmann/تم/doc_0469.docx
+++ b/docs/downloads/marco-leßmann/تم/doc_0469.docx
@@ -1,103 +1,137 @@
 
 <file path=word/document.xml><?xml version="1.0" encoding="utf-8"?>
 <w:document xmlns:wpc="http://schemas.microsoft.com/office/word/2010/wordprocessingCanvas" xmlns:cx="http://schemas.microsoft.com/office/drawing/2014/chartex" xmlns:cx1="http://schemas.microsoft.com/office/drawing/2015/9/8/chartex" xmlns:cx2="http://schemas.microsoft.com/office/drawing/2015/10/21/chartex" xmlns:cx3="http://schemas.microsoft.com/office/drawing/2016/5/9/chartex" xmlns:cx4="http://schemas.microsoft.com/office/drawing/2016/5/10/chartex" xmlns:cx5="http://schemas.microsoft.com/office/drawing/2016/5/11/chartex" xmlns:cx6="http://schemas.microsoft.com/office/drawing/2016/5/12/chartex" xmlns:cx7="http://schemas.microsoft.com/office/drawing/2016/5/13/chartex" xmlns:cx8="http://schemas.microsoft.com/office/drawing/2016/5/14/chartex" xmlns:mc="http://schemas.openxmlformats.org/markup-compatibility/2006" xmlns:aink="http://schemas.microsoft.com/office/drawing/2016/ink" xmlns:am3d="http://schemas.microsoft.com/office/drawing/2017/model3d" xmlns:o="urn:schemas-microsoft-com:office:office" xmlns:r="http://schemas.openxmlformats.org/officeDocument/2006/relationships" xmlns:m="http://schemas.openxmlformats.org/officeDocument/2006/math" xmlns:v="urn:schemas-microsoft-com:vml" xmlns:wp14="http://schemas.microsoft.com/office/word/2010/wordprocessingDrawing" xmlns:wp="http://schemas.openxmlformats.org/drawingml/2006/wordprocessingDrawing" xmlns:w10="urn:schemas-microsoft-com:office:word" xmlns:w="http://schemas.openxmlformats.org/wordprocessingml/2006/main" xmlns:w14="http://schemas.microsoft.com/office/word/2010/wordml" xmlns:w15="http://schemas.microsoft.com/office/word/2012/wordml" xmlns:w16cex="http://schemas.microsoft.com/office/word/2018/wordml/cex" xmlns:w16cid="http://schemas.microsoft.com/office/word/2016/wordml/cid" xmlns:w16="http://schemas.microsoft.com/office/word/2018/wordml" xmlns:w16se="http://schemas.microsoft.com/office/word/2015/wordml/symex" xmlns:wpg="http://schemas.microsoft.com/office/word/2010/wordprocessingGroup" xmlns:wpi="http://schemas.microsoft.com/office/word/2010/wordprocessingInk" xmlns:wne="http://schemas.microsoft.com/office/word/2006/wordml" xmlns:wps="http://schemas.microsoft.com/office/word/2010/wordprocessingShape" mc:Ignorable="w14 w15 w16se w16cid w16 w16cex wp14">
+  <w:background w:color="FFF2CC" w:themeColor="accent4" w:themeTint="33"/>
   <w:body>
     <w:p>
       <w:pPr>
         <w:bidi/>
-        <w:jc w:val="both"/>
-        <w:rPr>
-          <w:rFonts w:ascii="Sakkal Majalla" w:hAnsi="Sakkal Majalla" w:cs="Sakkal Majalla"/>
-          <w:sz w:val="28"/>
-          <w:szCs w:val="28"/>
-          <w:rtl/>
-        </w:rPr>
-      </w:pPr>
-      <w:r>
-        <w:rPr>
-          <w:rFonts w:ascii="Sakkal Majalla" w:hAnsi="Sakkal Majalla" w:cs="Sakkal Majalla"/>
-          <w:sz w:val="28"/>
-          <w:szCs w:val="28"/>
-          <w:rtl/>
+        <w:jc w:val="center"/>
+        <w:rPr>
+          <w:b/>
+          <w:bCs/>
+          <w:sz w:val="56"/>
+          <w:szCs w:val="56"/>
+          <w:u w:val="single"/>
+          <w:rtl/>
+          <w:lang w:bidi="ar-EG"/>
+        </w:rPr>
+      </w:pPr>
+      <w:r>
+        <w:rPr>
+          <w:b/>
+          <w:bCs/>
+          <w:sz w:val="56"/>
+          <w:szCs w:val="56"/>
+          <w:u w:val="single"/>
+          <w:rtl/>
+          <w:lang w:bidi="ar-EG"/>
         </w:rPr>
         <w:fldChar w:fldCharType="begin"/>
       </w:r>
       <w:r>
         <w:rPr>
-          <w:rFonts w:ascii="Sakkal Majalla" w:hAnsi="Sakkal Majalla" w:cs="Sakkal Majalla"/>
-          <w:sz w:val="28"/>
-          <w:szCs w:val="28"/>
-          <w:rtl/>
+          <w:b/>
+          <w:bCs/>
+          <w:sz w:val="56"/>
+          <w:szCs w:val="56"/>
+          <w:u w:val="single"/>
+          <w:rtl/>
+          <w:lang w:bidi="ar-EG"/>
         </w:rPr>
         <w:instrText xml:space="preserve"> </w:instrText>
       </w:r>
       <w:r>
         <w:rPr>
-          <w:rFonts w:ascii="Sakkal Majalla" w:hAnsi="Sakkal Majalla" w:cs="Sakkal Majalla"/>
-          <w:sz w:val="28"/>
-          <w:szCs w:val="28"/>
+          <w:b/>
+          <w:bCs/>
+          <w:sz w:val="56"/>
+          <w:szCs w:val="56"/>
+          <w:u w:val="single"/>
+          <w:lang w:bidi="ar-EG"/>
         </w:rPr>
         <w:instrText>HYPERLINK</w:instrText>
       </w:r>
       <w:r>
         <w:rPr>
-          <w:rFonts w:ascii="Sakkal Majalla" w:hAnsi="Sakkal Majalla" w:cs="Sakkal Majalla"/>
-          <w:sz w:val="28"/>
-          <w:szCs w:val="28"/>
-          <w:rtl/>
+          <w:b/>
+          <w:bCs/>
+          <w:sz w:val="56"/>
+          <w:szCs w:val="56"/>
+          <w:u w:val="single"/>
+          <w:rtl/>
+          <w:lang w:bidi="ar-EG"/>
         </w:rPr>
         <w:instrText xml:space="preserve"> "</w:instrText>
       </w:r>
       <w:r>
         <w:rPr>
-          <w:rFonts w:ascii="Sakkal Majalla" w:hAnsi="Sakkal Majalla" w:cs="Sakkal Majalla"/>
-          <w:sz w:val="28"/>
-          <w:szCs w:val="28"/>
-        </w:rPr>
-        <w:instrText>https://www.bibelstudium.de/articles/5384/die-geraete-des-hauses-des-herrn.html</w:instrText>
-      </w:r>
-      <w:r>
-        <w:rPr>
-          <w:rFonts w:ascii="Sakkal Majalla" w:hAnsi="Sakkal Majalla" w:cs="Sakkal Majalla"/>
-          <w:sz w:val="28"/>
-          <w:szCs w:val="28"/>
-          <w:rtl/>
+          <w:b/>
+          <w:bCs/>
+          <w:sz w:val="56"/>
+          <w:szCs w:val="56"/>
+          <w:u w:val="single"/>
+          <w:lang w:bidi="ar-EG"/>
+        </w:rPr>
+        <w:instrText>https://www.bibelstudium.de/articles/5497/das-wort-wohnte-unter-uns.html</w:instrText>
+      </w:r>
+      <w:r>
+        <w:rPr>
+          <w:b/>
+          <w:bCs/>
+          <w:sz w:val="56"/>
+          <w:szCs w:val="56"/>
+          <w:u w:val="single"/>
+          <w:rtl/>
+          <w:lang w:bidi="ar-EG"/>
         </w:rPr>
         <w:instrText xml:space="preserve">" </w:instrText>
       </w:r>
       <w:r>
         <w:rPr>
-          <w:rFonts w:ascii="Sakkal Majalla" w:hAnsi="Sakkal Majalla" w:cs="Sakkal Majalla"/>
-          <w:sz w:val="28"/>
-          <w:szCs w:val="28"/>
-          <w:rtl/>
-        </w:rPr>
-      </w:r>
-      <w:r>
-        <w:rPr>
-          <w:rFonts w:ascii="Sakkal Majalla" w:hAnsi="Sakkal Majalla" w:cs="Sakkal Majalla"/>
-          <w:sz w:val="28"/>
-          <w:szCs w:val="28"/>
-          <w:rtl/>
+          <w:b/>
+          <w:bCs/>
+          <w:sz w:val="56"/>
+          <w:szCs w:val="56"/>
+          <w:u w:val="single"/>
+          <w:rtl/>
+          <w:lang w:bidi="ar-EG"/>
+        </w:rPr>
+      </w:r>
+      <w:r>
+        <w:rPr>
+          <w:b/>
+          <w:bCs/>
+          <w:sz w:val="56"/>
+          <w:szCs w:val="56"/>
+          <w:u w:val="single"/>
+          <w:rtl/>
+          <w:lang w:bidi="ar-EG"/>
         </w:rPr>
         <w:fldChar w:fldCharType="separate"/>
       </w:r>
       <w:r>
         <w:rPr>
           <w:rStyle w:val="Hyperlink"/>
-          <w:rFonts w:ascii="Sakkal Majalla" w:hAnsi="Sakkal Majalla" w:cs="Sakkal Majalla" w:hint="cs"/>
-          <w:sz w:val="28"/>
-          <w:szCs w:val="28"/>
-          <w:rtl/>
-        </w:rPr>
-        <w:t>آنية بيت الرب</w:t>
-      </w:r>
-      <w:r>
-        <w:rPr>
-          <w:rFonts w:ascii="Sakkal Majalla" w:hAnsi="Sakkal Majalla" w:cs="Sakkal Majalla"/>
-          <w:sz w:val="28"/>
-          <w:szCs w:val="28"/>
-          <w:rtl/>
+          <w:rFonts w:hint="cs"/>
+          <w:b/>
+          <w:bCs/>
+          <w:sz w:val="56"/>
+          <w:szCs w:val="56"/>
+          <w:rtl/>
+          <w:lang w:bidi="ar-EG"/>
+        </w:rPr>
+        <w:t>الكلمة حلّ بيننا</w:t>
+      </w:r>
+      <w:r>
+        <w:rPr>
+          <w:b/>
+          <w:bCs/>
+          <w:sz w:val="56"/>
+          <w:szCs w:val="56"/>
+          <w:u w:val="single"/>
+          <w:rtl/>
+          <w:lang w:bidi="ar-EG"/>
         </w:rPr>
         <w:fldChar w:fldCharType="end"/>
       </w:r>
@@ -107,126 +141,99 @@
         <w:bidi/>
         <w:jc w:val="both"/>
         <w:rPr>
-          <w:rFonts w:ascii="Sakkal Majalla" w:hAnsi="Sakkal Majalla" w:cs="Sakkal Majalla"/>
-          <w:sz w:val="28"/>
-          <w:szCs w:val="28"/>
-          <w:rtl/>
-        </w:rPr>
-      </w:pPr>
-      <w:r>
-        <w:rPr>
-          <w:rFonts w:ascii="Sakkal Majalla" w:hAnsi="Sakkal Majalla" w:cs="Sakkal Majalla" w:hint="cs"/>
-          <w:sz w:val="28"/>
-          <w:szCs w:val="28"/>
-          <w:rtl/>
-        </w:rPr>
-        <w:t xml:space="preserve">ماركو </w:t>
-      </w:r>
-      <w:proofErr w:type="spellStart"/>
-      <w:r>
-        <w:rPr>
-          <w:rFonts w:ascii="Sakkal Majalla" w:hAnsi="Sakkal Majalla" w:cs="Sakkal Majalla" w:hint="cs"/>
-          <w:sz w:val="28"/>
-          <w:szCs w:val="28"/>
-          <w:rtl/>
-        </w:rPr>
-        <w:t>ليسمان</w:t>
-      </w:r>
-      <w:proofErr w:type="spellEnd"/>
+          <w:b/>
+          <w:bCs/>
+          <w:sz w:val="44"/>
+          <w:szCs w:val="44"/>
+          <w:rtl/>
+          <w:lang w:bidi="ar-EG"/>
+        </w:rPr>
+      </w:pPr>
+      <w:r>
+        <w:rPr>
+          <w:rFonts w:hint="cs"/>
+          <w:b/>
+          <w:bCs/>
+          <w:sz w:val="44"/>
+          <w:szCs w:val="44"/>
+          <w:rtl/>
+          <w:lang w:bidi="ar-EG"/>
+        </w:rPr>
+        <w:t>يوحنا 1: 14</w:t>
+      </w:r>
     </w:p>
     <w:p>
       <w:pPr>
         <w:bidi/>
         <w:jc w:val="both"/>
         <w:rPr>
-          <w:rFonts w:ascii="Sakkal Majalla" w:hAnsi="Sakkal Majalla" w:cs="Sakkal Majalla"/>
-          <w:sz w:val="28"/>
-          <w:szCs w:val="28"/>
-          <w:rtl/>
-        </w:rPr>
-      </w:pPr>
-      <w:r>
-        <w:rPr>
-          <w:rFonts w:ascii="Sakkal Majalla" w:hAnsi="Sakkal Majalla" w:cs="Sakkal Majalla" w:hint="cs"/>
-          <w:sz w:val="28"/>
-          <w:szCs w:val="28"/>
-          <w:rtl/>
-        </w:rPr>
-        <w:t xml:space="preserve">حينما عاد اليهود بأمر من كورش، ملك فارس إلى أورشليم (عزرا 1)، نقرأ الإشارة المثيرة، بأن الملك </w:t>
-      </w:r>
-      <w:r>
-        <w:rPr>
-          <w:rFonts w:ascii="Sakkal Majalla" w:hAnsi="Sakkal Majalla" w:cs="Sakkal Majalla" w:hint="cs"/>
-          <w:sz w:val="28"/>
-          <w:szCs w:val="28"/>
-          <w:rtl/>
-        </w:rPr>
-        <w:t>بعث</w:t>
-      </w:r>
-      <w:r>
-        <w:rPr>
-          <w:rFonts w:ascii="Sakkal Majalla" w:hAnsi="Sakkal Majalla" w:cs="Sakkal Majalla" w:hint="cs"/>
-          <w:sz w:val="28"/>
-          <w:szCs w:val="28"/>
-          <w:rtl/>
-        </w:rPr>
-        <w:t xml:space="preserve"> بإخراج آنية بيت الرب. يبدو </w:t>
-      </w:r>
-      <w:r>
-        <w:rPr>
-          <w:rFonts w:ascii="Sakkal Majalla" w:hAnsi="Sakkal Majalla" w:cs="Sakkal Majalla" w:hint="cs"/>
-          <w:sz w:val="28"/>
-          <w:szCs w:val="28"/>
-          <w:rtl/>
-        </w:rPr>
-        <w:t xml:space="preserve">أن </w:t>
-      </w:r>
-      <w:r>
-        <w:rPr>
-          <w:rFonts w:ascii="Sakkal Majalla" w:hAnsi="Sakkal Majalla" w:cs="Sakkal Majalla" w:hint="cs"/>
-          <w:sz w:val="28"/>
-          <w:szCs w:val="28"/>
-          <w:rtl/>
-        </w:rPr>
-        <w:t>هذا</w:t>
-      </w:r>
-      <w:r>
-        <w:rPr>
-          <w:rFonts w:ascii="Sakkal Majalla" w:hAnsi="Sakkal Majalla" w:cs="Sakkal Majalla" w:hint="cs"/>
-          <w:sz w:val="28"/>
-          <w:szCs w:val="28"/>
-          <w:rtl/>
-        </w:rPr>
-        <w:t xml:space="preserve"> جدير في ذكره بالنسبة</w:t>
-      </w:r>
-      <w:r>
-        <w:rPr>
-          <w:rFonts w:ascii="Sakkal Majalla" w:hAnsi="Sakkal Majalla" w:cs="Sakkal Majalla" w:hint="cs"/>
-          <w:sz w:val="28"/>
-          <w:szCs w:val="28"/>
-          <w:rtl/>
-        </w:rPr>
-        <w:t xml:space="preserve"> للروح القدس. وليس هذا فقط، فالآنية تم سردها واحدة فواحدة: المرحضة (الصحون)، </w:t>
+          <w:sz w:val="56"/>
+          <w:szCs w:val="56"/>
+          <w:rtl/>
+          <w:lang w:bidi="ar-EG"/>
+        </w:rPr>
+      </w:pPr>
+      <w:r>
+        <w:rPr>
+          <w:rFonts w:hint="cs"/>
+          <w:sz w:val="56"/>
+          <w:szCs w:val="56"/>
+          <w:rtl/>
+          <w:lang w:bidi="ar-EG"/>
+        </w:rPr>
+        <w:t xml:space="preserve">في العدد المعروف في يوحنا 1: 14، الذي يصف روعة تأنس الرب يسوع، مكتوب، بأن الكلمة المتجسد "حلّ" بيننا. هذه الكلمة يمكن ترجمتها أيضًا </w:t>
       </w:r>
       <w:proofErr w:type="spellStart"/>
-      <w:r>
-        <w:rPr>
-          <w:rFonts w:ascii="Sakkal Majalla" w:hAnsi="Sakkal Majalla" w:cs="Sakkal Majalla" w:hint="cs"/>
-          <w:sz w:val="28"/>
-          <w:szCs w:val="28"/>
-          <w:rtl/>
-        </w:rPr>
-        <w:t>طسوت</w:t>
+      <w:proofErr w:type="gramStart"/>
+      <w:r>
+        <w:rPr>
+          <w:rFonts w:hint="cs"/>
+          <w:sz w:val="56"/>
+          <w:szCs w:val="56"/>
+          <w:rtl/>
+          <w:lang w:bidi="ar-EG"/>
+        </w:rPr>
+        <w:t>بـ"</w:t>
+      </w:r>
+      <w:proofErr w:type="gramEnd"/>
+      <w:r>
+        <w:rPr>
+          <w:rFonts w:hint="cs"/>
+          <w:sz w:val="56"/>
+          <w:szCs w:val="56"/>
+          <w:rtl/>
+          <w:lang w:bidi="ar-EG"/>
+        </w:rPr>
+        <w:t>خيّم</w:t>
       </w:r>
       <w:proofErr w:type="spellEnd"/>
       <w:r>
         <w:rPr>
-          <w:rFonts w:ascii="Sakkal Majalla" w:hAnsi="Sakkal Majalla" w:cs="Sakkal Majalla" w:hint="cs"/>
-          <w:sz w:val="28"/>
-          <w:szCs w:val="28"/>
-          <w:rtl/>
-        </w:rPr>
-        <w:t xml:space="preserve"> وسكاكين، كلها معًا 5400 إناء.</w:t>
+          <w:rFonts w:hint="cs"/>
+          <w:sz w:val="56"/>
+          <w:szCs w:val="56"/>
+          <w:rtl/>
+          <w:lang w:bidi="ar-EG"/>
+        </w:rPr>
+        <w:t>" (في الإنجليزية "</w:t>
+      </w:r>
+      <w:r>
+        <w:rPr>
+          <w:sz w:val="56"/>
+          <w:szCs w:val="56"/>
+          <w:lang w:bidi="ar-EG"/>
+        </w:rPr>
+        <w:t>tabernacled</w:t>
+      </w:r>
+      <w:r>
+        <w:rPr>
+          <w:rFonts w:hint="cs"/>
+          <w:sz w:val="56"/>
+          <w:szCs w:val="56"/>
+          <w:rtl/>
+          <w:lang w:bidi="ar-EG"/>
+        </w:rPr>
+        <w:t>"). بذلك نحن لدينا إشارة في هذا العدد إلى خيمة الاجتماع، والتي في تفاصيلها الكثيرة تُشير إلى هذا الشخص السامي، مَن أتى إلى هذه الأرض في اتضاع شديد.</w:t>
       </w:r>
     </w:p>
     <w:p>
@@ -234,223 +241,863 @@
         <w:bidi/>
         <w:jc w:val="both"/>
         <w:rPr>
-          <w:rFonts w:ascii="Sakkal Majalla" w:hAnsi="Sakkal Majalla" w:cs="Sakkal Majalla"/>
-          <w:sz w:val="28"/>
-          <w:szCs w:val="28"/>
-          <w:rtl/>
-        </w:rPr>
-      </w:pPr>
-      <w:r>
-        <w:rPr>
-          <w:rFonts w:ascii="Sakkal Majalla" w:hAnsi="Sakkal Majalla" w:cs="Sakkal Majalla" w:hint="cs"/>
-          <w:sz w:val="28"/>
-          <w:szCs w:val="28"/>
-          <w:rtl/>
-        </w:rPr>
-        <w:t>حدث آخر يرينا معنى عودة الآنية إلى أورشليم. من بين السبايا الثلاثة لليهود إلى بابل (قارن 2. أخبار الأيام 36)، كان السبي الأول على ما يبدو أقلهم أهمية. بالرغم من ذلك تم إحصاء الـ 70 سنة من السبي بداية من أول سبي، لماذا كان السبي الأول في عيني الله هو الحاسم من بينها؟ ربما بسبب الآنية.</w:t>
+          <w:sz w:val="56"/>
+          <w:szCs w:val="56"/>
+          <w:rtl/>
+          <w:lang w:bidi="ar-EG"/>
+        </w:rPr>
+      </w:pPr>
+      <w:r>
+        <w:rPr>
+          <w:rFonts w:hint="cs"/>
+          <w:sz w:val="56"/>
+          <w:szCs w:val="56"/>
+          <w:rtl/>
+          <w:lang w:bidi="ar-EG"/>
+        </w:rPr>
+        <w:t>دعونا ننظر إلى بعض هذه المتوازيات باختصار:</w:t>
       </w:r>
     </w:p>
     <w:p>
       <w:pPr>
+        <w:pStyle w:val="ListParagraph"/>
+        <w:numPr>
+          <w:ilvl w:val="0"/>
+          <w:numId w:val="1"/>
+        </w:numPr>
         <w:bidi/>
         <w:jc w:val="both"/>
         <w:rPr>
-          <w:rFonts w:ascii="Sakkal Majalla" w:hAnsi="Sakkal Majalla" w:cs="Sakkal Majalla"/>
-          <w:sz w:val="28"/>
-          <w:szCs w:val="28"/>
-          <w:rtl/>
-        </w:rPr>
-      </w:pPr>
-      <w:r>
-        <w:rPr>
-          <w:rFonts w:ascii="Sakkal Majalla" w:hAnsi="Sakkal Majalla" w:cs="Sakkal Majalla" w:hint="cs"/>
-          <w:sz w:val="28"/>
-          <w:szCs w:val="28"/>
-          <w:rtl/>
-        </w:rPr>
-        <w:t xml:space="preserve">الصحون استُعملت للدقيق، لرش الدم، للتبخير ولمسحة الزيت. </w:t>
-      </w:r>
-      <w:proofErr w:type="spellStart"/>
-      <w:r>
-        <w:rPr>
-          <w:rFonts w:ascii="Sakkal Majalla" w:hAnsi="Sakkal Majalla" w:cs="Sakkal Majalla" w:hint="cs"/>
-          <w:sz w:val="28"/>
-          <w:szCs w:val="28"/>
-          <w:rtl/>
-        </w:rPr>
-        <w:t>الطسوت</w:t>
-      </w:r>
-      <w:proofErr w:type="spellEnd"/>
-      <w:r>
-        <w:rPr>
-          <w:rFonts w:ascii="Sakkal Majalla" w:hAnsi="Sakkal Majalla" w:cs="Sakkal Majalla" w:hint="cs"/>
-          <w:sz w:val="28"/>
-          <w:szCs w:val="28"/>
-          <w:rtl/>
-        </w:rPr>
-        <w:t xml:space="preserve"> استُعملت لسكب السكيب. من دون الآنية لما كان من الممكن </w:t>
-      </w:r>
-      <w:r>
-        <w:rPr>
-          <w:rFonts w:ascii="Sakkal Majalla" w:hAnsi="Sakkal Majalla" w:cs="Sakkal Majalla" w:hint="cs"/>
-          <w:sz w:val="28"/>
-          <w:szCs w:val="28"/>
-          <w:rtl/>
-        </w:rPr>
-        <w:t>تتميم</w:t>
-      </w:r>
-      <w:r>
-        <w:rPr>
-          <w:rFonts w:ascii="Sakkal Majalla" w:hAnsi="Sakkal Majalla" w:cs="Sakkal Majalla" w:hint="cs"/>
-          <w:sz w:val="28"/>
-          <w:szCs w:val="28"/>
-          <w:rtl/>
-        </w:rPr>
-        <w:t xml:space="preserve"> خدمة القرابين. البخور والقرابين تتكلم عن الرائحة الزكية التي تصاعدت من ذبيحة الرب يسوع على الصليب إلى الله. وخدمة القرابين تتكلم عن المؤمنين في اقترابهم من الله كساجدين. وما كان عليهم أن يأتوا به إلى الله هو رائحة الرب يسوع العطرة. لنتذكر على سبيل المثال </w:t>
-      </w:r>
-      <w:proofErr w:type="spellStart"/>
-      <w:r>
-        <w:rPr>
-          <w:rFonts w:ascii="Sakkal Majalla" w:hAnsi="Sakkal Majalla" w:cs="Sakkal Majalla" w:hint="cs"/>
-          <w:sz w:val="28"/>
-          <w:szCs w:val="28"/>
-          <w:rtl/>
-        </w:rPr>
-        <w:t>بالأطياب</w:t>
-      </w:r>
-      <w:proofErr w:type="spellEnd"/>
-      <w:r>
-        <w:rPr>
-          <w:rFonts w:ascii="Sakkal Majalla" w:hAnsi="Sakkal Majalla" w:cs="Sakkal Majalla" w:hint="cs"/>
-          <w:sz w:val="28"/>
-          <w:szCs w:val="28"/>
-          <w:rtl/>
-        </w:rPr>
-        <w:t xml:space="preserve"> الفواحة في خروج 30. حيثما أتى الرب يسوع ليوضَع بالذات تحت "هاوِن" آلام الصليب، خرجت منه رائحة عطرة لله. عندما نتعمق في تفكيرنا بمخافة في ذلك، سيتصاعد من قلوبنا سجود لله.</w:t>
+          <w:sz w:val="56"/>
+          <w:szCs w:val="56"/>
+          <w:lang w:bidi="ar-EG"/>
+        </w:rPr>
+      </w:pPr>
+      <w:r>
+        <w:rPr>
+          <w:rFonts w:hint="cs"/>
+          <w:sz w:val="56"/>
+          <w:szCs w:val="56"/>
+          <w:rtl/>
+          <w:lang w:bidi="ar-EG"/>
+        </w:rPr>
+        <w:t xml:space="preserve">كانت خيمة الاجتماع بناءً مؤقتًا، وهي خيمة انتقلت من مكان إلى آخر. </w:t>
+      </w:r>
+      <w:r>
+        <w:rPr>
+          <w:sz w:val="56"/>
+          <w:szCs w:val="56"/>
+          <w:rtl/>
+          <w:lang w:bidi="ar-EG"/>
+        </w:rPr>
+        <w:t>–</w:t>
+      </w:r>
+      <w:r>
+        <w:rPr>
+          <w:rFonts w:hint="cs"/>
+          <w:sz w:val="56"/>
+          <w:szCs w:val="56"/>
+          <w:rtl/>
+          <w:lang w:bidi="ar-EG"/>
+        </w:rPr>
+        <w:t xml:space="preserve"> إن مكوث الرب يسوع على الأرض كان لفترة قصيرة، 30 سنة على الأكثر. وقد انتقل من مكان إلى آخر، محبته كانت عاملة من دون تعب (أعمال الرسل 10: 38).</w:t>
       </w:r>
     </w:p>
     <w:p>
       <w:pPr>
+        <w:pStyle w:val="ListParagraph"/>
+        <w:numPr>
+          <w:ilvl w:val="0"/>
+          <w:numId w:val="1"/>
+        </w:numPr>
         <w:bidi/>
         <w:jc w:val="both"/>
         <w:rPr>
-          <w:rFonts w:ascii="Sakkal Majalla" w:hAnsi="Sakkal Majalla" w:cs="Sakkal Majalla"/>
-          <w:sz w:val="28"/>
-          <w:szCs w:val="28"/>
-          <w:rtl/>
-        </w:rPr>
-      </w:pPr>
-      <w:r>
-        <w:rPr>
-          <w:rFonts w:ascii="Sakkal Majalla" w:hAnsi="Sakkal Majalla" w:cs="Sakkal Majalla" w:hint="cs"/>
-          <w:sz w:val="28"/>
-          <w:szCs w:val="28"/>
-          <w:rtl/>
-        </w:rPr>
-        <w:t>لكن من دون الآنية، لا يوجد أية خدمة ذبائح. لذا فهي تحتل هنا في عزرا 1 على مكانة رفيعة. الله ينتظر سجودنا (يوحنا 4: 23). هل من الممكن اليوم بأننا نهمل "الآنية"؟ حتى أننا ربما لم نعًد نعرف السجود الحقيقي؟ أحد جيراني الذي كان يتقابل مع فرقة موسيقية في بيته، قال لي مرة: "إننا نختبر الكثير من السجود!" هل هي "الآنية المقدسة"؟ هل هو السجود الذي يطلبه الله؟ أفلا يجب أن يكون الذكرى التأملية بالرب يسوع في حياته الكاملة وفي ذبيحة موته هو موضوع حمدنا أمام الله؟ اليوم قلوبنا هي "الآنية" لإنشاد تسابيحنا (كولوسي 3: 16؛ أفسس 5: 19).</w:t>
+          <w:sz w:val="56"/>
+          <w:szCs w:val="56"/>
+          <w:lang w:bidi="ar-EG"/>
+        </w:rPr>
+      </w:pPr>
+      <w:r>
+        <w:rPr>
+          <w:rFonts w:hint="cs"/>
+          <w:sz w:val="56"/>
+          <w:szCs w:val="56"/>
+          <w:rtl/>
+          <w:lang w:bidi="ar-EG"/>
+        </w:rPr>
+        <w:t xml:space="preserve">خيمة الاجتماع كانت معدّة لرحلة البرية. </w:t>
+      </w:r>
+      <w:r>
+        <w:rPr>
+          <w:sz w:val="56"/>
+          <w:szCs w:val="56"/>
+          <w:rtl/>
+          <w:lang w:bidi="ar-EG"/>
+        </w:rPr>
+        <w:t>–</w:t>
+      </w:r>
+      <w:r>
+        <w:rPr>
+          <w:rFonts w:hint="cs"/>
+          <w:sz w:val="56"/>
+          <w:szCs w:val="56"/>
+          <w:rtl/>
+          <w:lang w:bidi="ar-EG"/>
+        </w:rPr>
+        <w:t xml:space="preserve"> لقد كانت هنالك ظروف برية أتى إليها المخلص. مذود، عائلة نجّار، ومن ثم لم يكن له مكان أين يُسند رأسه فيه. الناس الذين أتى إليهم كانوا بعيدين كل البعد عن الله وكانوا مثل "</w:t>
+      </w:r>
+      <w:r>
+        <w:rPr>
+          <w:sz w:val="56"/>
+          <w:szCs w:val="56"/>
+          <w:rtl/>
+          <w:lang w:bidi="ar-EG"/>
+        </w:rPr>
+        <w:t>أَرْضٍ نَاشِفَةٍ وَيَابِسَةٍ بِلاَ مَاءٍ</w:t>
+      </w:r>
+      <w:r>
+        <w:rPr>
+          <w:rFonts w:hint="cs"/>
+          <w:sz w:val="56"/>
+          <w:szCs w:val="56"/>
+          <w:rtl/>
+          <w:lang w:bidi="ar-EG"/>
+        </w:rPr>
+        <w:t xml:space="preserve">" (مزمور </w:t>
+      </w:r>
+      <w:r>
+        <w:rPr>
+          <w:rFonts w:hint="cs"/>
+          <w:sz w:val="56"/>
+          <w:szCs w:val="56"/>
+          <w:rtl/>
+          <w:lang w:bidi="ar-EG"/>
+        </w:rPr>
+        <w:lastRenderedPageBreak/>
+        <w:t>63: 1). "برية" و "</w:t>
+      </w:r>
+      <w:r>
+        <w:rPr>
+          <w:rFonts w:hint="cs"/>
+          <w:sz w:val="56"/>
+          <w:szCs w:val="56"/>
+          <w:rtl/>
+          <w:lang w:bidi="ar-EG"/>
+        </w:rPr>
+        <w:t>قفر</w:t>
+      </w:r>
+      <w:r>
+        <w:rPr>
+          <w:rFonts w:hint="cs"/>
+          <w:sz w:val="56"/>
+          <w:szCs w:val="56"/>
+          <w:rtl/>
+          <w:lang w:bidi="ar-EG"/>
+        </w:rPr>
+        <w:t>" كانت أماكن إقامة الغريب السماوي (مزمور 102: 6).</w:t>
       </w:r>
     </w:p>
     <w:p>
       <w:pPr>
+        <w:pStyle w:val="ListParagraph"/>
+        <w:numPr>
+          <w:ilvl w:val="0"/>
+          <w:numId w:val="1"/>
+        </w:numPr>
         <w:bidi/>
         <w:jc w:val="both"/>
         <w:rPr>
-          <w:rFonts w:ascii="Sakkal Majalla" w:hAnsi="Sakkal Majalla" w:cs="Sakkal Majalla"/>
-          <w:sz w:val="28"/>
-          <w:szCs w:val="28"/>
-          <w:rtl/>
-        </w:rPr>
-      </w:pPr>
-      <w:r>
-        <w:rPr>
-          <w:rFonts w:ascii="Sakkal Majalla" w:hAnsi="Sakkal Majalla" w:cs="Sakkal Majalla" w:hint="cs"/>
-          <w:sz w:val="28"/>
-          <w:szCs w:val="28"/>
-          <w:rtl/>
-        </w:rPr>
-        <w:t>هل أنت من بين العائدين، الذين يعرفون المكان الذي يريد الله أن يضع اسمه فيه، حيث يكون الرب وسط اثنين أو ثلاثة يجتمعون إلى اسمه (متى 18: 20)؟ إذًا لا تهمل "آنية بيت الرب"، "</w:t>
-      </w:r>
-      <w:r>
-        <w:rPr>
-          <w:rtl/>
-        </w:rPr>
-        <w:t xml:space="preserve"> </w:t>
-      </w:r>
-      <w:r>
-        <w:rPr>
-          <w:rFonts w:ascii="Sakkal Majalla" w:hAnsi="Sakkal Majalla" w:cs="Sakkal Majalla"/>
-          <w:sz w:val="28"/>
-          <w:szCs w:val="28"/>
-          <w:rtl/>
-        </w:rPr>
-        <w:t>لِتَقْدِيمِ ذَبَائِحَ رُوحِيَّةٍ مَقْبُولَةٍ عِنْدَ اللهِ بِيَسُوعَ الْمَسِيحِ.</w:t>
-      </w:r>
-      <w:r>
-        <w:rPr>
-          <w:rFonts w:ascii="Sakkal Majalla" w:hAnsi="Sakkal Majalla" w:cs="Sakkal Majalla" w:hint="cs"/>
-          <w:sz w:val="28"/>
-          <w:szCs w:val="28"/>
-          <w:rtl/>
-        </w:rPr>
-        <w:t>" (1. بطرس 2: 5).</w:t>
+          <w:sz w:val="56"/>
+          <w:szCs w:val="56"/>
+          <w:lang w:bidi="ar-EG"/>
+        </w:rPr>
+      </w:pPr>
+      <w:r>
+        <w:rPr>
+          <w:rFonts w:hint="cs"/>
+          <w:sz w:val="56"/>
+          <w:szCs w:val="56"/>
+          <w:rtl/>
+          <w:lang w:bidi="ar-EG"/>
+        </w:rPr>
+        <w:t xml:space="preserve">في الظاهر لم يكن للخيمة منظرًا بهيًا. السجادة المنسوجة بالألوان كان يغطيها غطاء </w:t>
+      </w:r>
+      <w:proofErr w:type="spellStart"/>
+      <w:r>
+        <w:rPr>
+          <w:rFonts w:hint="cs"/>
+          <w:sz w:val="56"/>
+          <w:szCs w:val="56"/>
+          <w:rtl/>
+          <w:lang w:bidi="ar-EG"/>
+        </w:rPr>
+        <w:t>التُّخَس</w:t>
+      </w:r>
+      <w:proofErr w:type="spellEnd"/>
+      <w:r>
+        <w:rPr>
+          <w:rFonts w:hint="cs"/>
+          <w:sz w:val="56"/>
+          <w:szCs w:val="56"/>
+          <w:rtl/>
+          <w:lang w:bidi="ar-EG"/>
+        </w:rPr>
+        <w:t xml:space="preserve"> (جلود بقر البحر). </w:t>
+      </w:r>
+      <w:r>
+        <w:rPr>
+          <w:sz w:val="56"/>
+          <w:szCs w:val="56"/>
+          <w:rtl/>
+          <w:lang w:bidi="ar-EG"/>
+        </w:rPr>
+        <w:t>–</w:t>
+      </w:r>
+      <w:r>
+        <w:rPr>
+          <w:rFonts w:hint="cs"/>
+          <w:sz w:val="56"/>
+          <w:szCs w:val="56"/>
+          <w:rtl/>
+          <w:lang w:bidi="ar-EG"/>
+        </w:rPr>
+        <w:t xml:space="preserve"> بالنسبة للعين </w:t>
+      </w:r>
+      <w:proofErr w:type="gramStart"/>
+      <w:r>
+        <w:rPr>
+          <w:rFonts w:hint="cs"/>
+          <w:sz w:val="56"/>
+          <w:szCs w:val="56"/>
+          <w:rtl/>
+          <w:lang w:bidi="ar-EG"/>
+        </w:rPr>
+        <w:t>الغير مؤمنة</w:t>
+      </w:r>
+      <w:proofErr w:type="gramEnd"/>
+      <w:r>
+        <w:rPr>
+          <w:rFonts w:hint="cs"/>
+          <w:sz w:val="56"/>
+          <w:szCs w:val="56"/>
+          <w:rtl/>
+          <w:lang w:bidi="ar-EG"/>
+        </w:rPr>
+        <w:t xml:space="preserve"> لم يكن للرب يسوع "</w:t>
+      </w:r>
+      <w:r>
+        <w:rPr>
+          <w:sz w:val="56"/>
+          <w:szCs w:val="56"/>
+          <w:rtl/>
+          <w:lang w:bidi="ar-EG"/>
+        </w:rPr>
+        <w:t>لاَ صُورَةَ وَلاَ جَمَالَ فَنَنْظُرَ إِلَيْهِ، وَلاَ مَنْظَرَ فَنَشْتَهِيَهُ.</w:t>
+      </w:r>
+      <w:r>
+        <w:rPr>
+          <w:rFonts w:hint="cs"/>
+          <w:sz w:val="56"/>
+          <w:szCs w:val="56"/>
+          <w:rtl/>
+          <w:lang w:bidi="ar-EG"/>
+        </w:rPr>
+        <w:t xml:space="preserve">" قليلون فقط </w:t>
+      </w:r>
+      <w:r>
+        <w:rPr>
+          <w:rFonts w:hint="cs"/>
+          <w:sz w:val="56"/>
+          <w:szCs w:val="56"/>
+          <w:rtl/>
+          <w:lang w:bidi="ar-EG"/>
+        </w:rPr>
+        <w:t>كانوا</w:t>
+      </w:r>
+      <w:r>
+        <w:rPr>
+          <w:rFonts w:hint="cs"/>
+          <w:sz w:val="56"/>
+          <w:szCs w:val="56"/>
+          <w:rtl/>
+          <w:lang w:bidi="ar-EG"/>
+        </w:rPr>
+        <w:t xml:space="preserve"> يميزون تحت رداء اتضاعه مجد الوحيد من الآب (أشعياء 53: 2؛ يوحنا 1: 14).</w:t>
       </w:r>
     </w:p>
     <w:p>
       <w:pPr>
+        <w:pStyle w:val="ListParagraph"/>
+        <w:numPr>
+          <w:ilvl w:val="0"/>
+          <w:numId w:val="1"/>
+        </w:numPr>
         <w:bidi/>
-        <w:jc w:val="center"/>
-        <w:rPr>
-          <w:rFonts w:ascii="Sakkal Majalla" w:hAnsi="Sakkal Majalla" w:cs="Sakkal Majalla"/>
-          <w:sz w:val="28"/>
-          <w:szCs w:val="28"/>
-          <w:rtl/>
-        </w:rPr>
-      </w:pPr>
-      <w:r>
-        <w:rPr>
-          <w:rFonts w:ascii="Sakkal Majalla" w:hAnsi="Sakkal Majalla" w:cs="Sakkal Majalla" w:hint="cs"/>
-          <w:sz w:val="28"/>
-          <w:szCs w:val="28"/>
-          <w:rtl/>
-        </w:rPr>
-        <w:t>-</w:t>
-      </w:r>
-      <w:r>
-        <w:rPr>
-          <w:rFonts w:ascii="Sakkal Majalla" w:hAnsi="Sakkal Majalla" w:cs="Sakkal Majalla" w:hint="cs"/>
-          <w:sz w:val="28"/>
-          <w:szCs w:val="28"/>
-          <w:rtl/>
-        </w:rPr>
-        <w:t xml:space="preserve"> </w:t>
-      </w:r>
-      <w:r>
-        <w:rPr>
-          <w:rFonts w:ascii="Sakkal Majalla" w:hAnsi="Sakkal Majalla" w:cs="Sakkal Majalla" w:hint="cs"/>
-          <w:sz w:val="28"/>
-          <w:szCs w:val="28"/>
-          <w:rtl/>
-        </w:rPr>
-        <w:t>تم -</w:t>
+        <w:jc w:val="both"/>
+        <w:rPr>
+          <w:sz w:val="56"/>
+          <w:szCs w:val="56"/>
+          <w:lang w:bidi="ar-EG"/>
+        </w:rPr>
+      </w:pPr>
+      <w:r>
+        <w:rPr>
+          <w:rFonts w:hint="cs"/>
+          <w:sz w:val="56"/>
+          <w:szCs w:val="56"/>
+          <w:rtl/>
+          <w:lang w:bidi="ar-EG"/>
+        </w:rPr>
+        <w:t xml:space="preserve">عدا عن ذلك كانت خيمة الاجتماع مسكنًا لله. هناك، في قدس الأقداس، بين </w:t>
+      </w:r>
+      <w:proofErr w:type="spellStart"/>
+      <w:r>
+        <w:rPr>
+          <w:rFonts w:hint="cs"/>
+          <w:sz w:val="56"/>
+          <w:szCs w:val="56"/>
+          <w:rtl/>
+          <w:lang w:bidi="ar-EG"/>
+        </w:rPr>
+        <w:t>الكروبين</w:t>
+      </w:r>
+      <w:proofErr w:type="spellEnd"/>
+      <w:r>
+        <w:rPr>
+          <w:rFonts w:hint="cs"/>
+          <w:sz w:val="56"/>
+          <w:szCs w:val="56"/>
+          <w:rtl/>
+          <w:lang w:bidi="ar-EG"/>
+        </w:rPr>
+        <w:t xml:space="preserve">، كان عرش الله وسط شعبه الأرضي. </w:t>
+      </w:r>
+      <w:r>
+        <w:rPr>
+          <w:sz w:val="56"/>
+          <w:szCs w:val="56"/>
+          <w:rtl/>
+          <w:lang w:bidi="ar-EG"/>
+        </w:rPr>
+        <w:t>–</w:t>
+      </w:r>
+      <w:r>
+        <w:rPr>
+          <w:rFonts w:hint="cs"/>
+          <w:sz w:val="56"/>
+          <w:szCs w:val="56"/>
+          <w:rtl/>
+          <w:lang w:bidi="ar-EG"/>
+        </w:rPr>
+        <w:t xml:space="preserve"> وأثناء حياة الرب يسوع على الأرض كان مسكن الله في فلسطين. كسحابة </w:t>
+      </w:r>
+      <w:proofErr w:type="spellStart"/>
+      <w:r>
+        <w:rPr>
+          <w:rFonts w:hint="cs"/>
+          <w:sz w:val="56"/>
+          <w:szCs w:val="56"/>
+          <w:rtl/>
+          <w:lang w:bidi="ar-EG"/>
+        </w:rPr>
+        <w:t>الشكينة</w:t>
+      </w:r>
+      <w:proofErr w:type="spellEnd"/>
+      <w:r>
+        <w:rPr>
+          <w:rFonts w:hint="cs"/>
+          <w:sz w:val="56"/>
+          <w:szCs w:val="56"/>
+          <w:rtl/>
+          <w:lang w:bidi="ar-EG"/>
+        </w:rPr>
+        <w:t xml:space="preserve"> في قدس الأقداس، حلّ ملء اللاهوت جسديًا في القدوس. لقد قال: "</w:t>
+      </w:r>
+      <w:r>
+        <w:rPr>
+          <w:sz w:val="56"/>
+          <w:szCs w:val="56"/>
+          <w:rtl/>
+          <w:lang w:bidi="ar-EG"/>
+        </w:rPr>
+        <w:t>انْقُضُوا هذَا الْهَيْكَلَ</w:t>
+      </w:r>
+      <w:r>
+        <w:rPr>
+          <w:rFonts w:hint="cs"/>
+          <w:sz w:val="56"/>
+          <w:szCs w:val="56"/>
+          <w:rtl/>
+          <w:lang w:bidi="ar-EG"/>
+        </w:rPr>
+        <w:t>"، وبذلك قصد جسده، أشرف مكان للسكن على الإطلاق كان لله على الأرض.</w:t>
       </w:r>
     </w:p>
     <w:p>
       <w:pPr>
+        <w:pStyle w:val="ListParagraph"/>
+        <w:numPr>
+          <w:ilvl w:val="0"/>
+          <w:numId w:val="1"/>
+        </w:numPr>
         <w:bidi/>
         <w:jc w:val="both"/>
         <w:rPr>
-          <w:rFonts w:ascii="Sakkal Majalla" w:hAnsi="Sakkal Majalla" w:cs="Sakkal Majalla"/>
-          <w:sz w:val="28"/>
-          <w:szCs w:val="28"/>
-          <w:rtl/>
-        </w:rPr>
-      </w:pPr>
+          <w:sz w:val="56"/>
+          <w:szCs w:val="56"/>
+          <w:lang w:bidi="ar-EG"/>
+        </w:rPr>
+      </w:pPr>
+      <w:r>
+        <w:rPr>
+          <w:rFonts w:hint="cs"/>
+          <w:sz w:val="56"/>
+          <w:szCs w:val="56"/>
+          <w:rtl/>
+          <w:lang w:bidi="ar-EG"/>
+        </w:rPr>
+        <w:t>موسى دعا الخيمة "خيمة الاجتماع". لقد كان الموضع الذي تقابل فيه الله مع الإنسان. "</w:t>
+      </w:r>
+      <w:r>
+        <w:rPr>
+          <w:sz w:val="56"/>
+          <w:szCs w:val="56"/>
+          <w:rtl/>
+          <w:lang w:bidi="ar-EG"/>
+        </w:rPr>
+        <w:t xml:space="preserve"> 22 وَأَنَا أَجْتَمِعُ بِكَ هُنَاكَ</w:t>
+      </w:r>
+      <w:r>
+        <w:rPr>
+          <w:rFonts w:hint="cs"/>
+          <w:sz w:val="56"/>
+          <w:szCs w:val="56"/>
+          <w:rtl/>
+          <w:lang w:bidi="ar-EG"/>
+        </w:rPr>
+        <w:t xml:space="preserve">"، قال الله حينذاك لإسرائيل (خروج 25: 22). </w:t>
+      </w:r>
+      <w:r>
+        <w:rPr>
+          <w:sz w:val="56"/>
+          <w:szCs w:val="56"/>
+          <w:rtl/>
+          <w:lang w:bidi="ar-EG"/>
+        </w:rPr>
+        <w:t>–</w:t>
+      </w:r>
+      <w:r>
+        <w:rPr>
+          <w:rFonts w:hint="cs"/>
+          <w:sz w:val="56"/>
+          <w:szCs w:val="56"/>
+          <w:rtl/>
+          <w:lang w:bidi="ar-EG"/>
+        </w:rPr>
+        <w:t xml:space="preserve"> يا لها من صورة بديعة عن المسيح، مَن "حلّ بيننا"، </w:t>
+      </w:r>
+      <w:proofErr w:type="spellStart"/>
+      <w:r>
+        <w:rPr>
+          <w:rFonts w:hint="cs"/>
+          <w:sz w:val="56"/>
+          <w:szCs w:val="56"/>
+          <w:rtl/>
+          <w:lang w:bidi="ar-EG"/>
+        </w:rPr>
+        <w:t>عمّانوئيل</w:t>
+      </w:r>
+      <w:proofErr w:type="spellEnd"/>
+      <w:r>
+        <w:rPr>
+          <w:rFonts w:hint="cs"/>
+          <w:sz w:val="56"/>
+          <w:szCs w:val="56"/>
+          <w:rtl/>
+          <w:lang w:bidi="ar-EG"/>
+        </w:rPr>
+        <w:t xml:space="preserve">. "الذي معناه: الله معنا." الله يجتمع بنا، </w:t>
+      </w:r>
+      <w:r>
+        <w:rPr>
+          <w:sz w:val="56"/>
+          <w:szCs w:val="56"/>
+          <w:rtl/>
+          <w:lang w:bidi="ar-EG"/>
+        </w:rPr>
+        <w:lastRenderedPageBreak/>
+        <w:t>لأَنَّهُ يُوجَدُ إِلهٌ وَاحِدٌ وَوَسِيطٌ وَاحِدٌ بَيْنَ اللهِ وَالنَّاسِ: الإِنْسَانُ يَسُوعُ الْمَسِيحُ</w:t>
+      </w:r>
+      <w:r>
+        <w:rPr>
+          <w:rFonts w:hint="cs"/>
+          <w:sz w:val="56"/>
+          <w:szCs w:val="56"/>
+          <w:rtl/>
+          <w:lang w:bidi="ar-EG"/>
+        </w:rPr>
+        <w:t>، الذي بدونه لن يأتي أحد إلى الآب.</w:t>
+      </w:r>
+    </w:p>
+    <w:p>
+      <w:pPr>
+        <w:pStyle w:val="ListParagraph"/>
+        <w:numPr>
+          <w:ilvl w:val="0"/>
+          <w:numId w:val="1"/>
+        </w:numPr>
+        <w:bidi/>
+        <w:jc w:val="both"/>
+        <w:rPr>
+          <w:sz w:val="56"/>
+          <w:szCs w:val="56"/>
+          <w:lang w:bidi="ar-EG"/>
+        </w:rPr>
+      </w:pPr>
+      <w:r>
+        <w:rPr>
+          <w:rFonts w:hint="cs"/>
+          <w:sz w:val="56"/>
+          <w:szCs w:val="56"/>
+          <w:rtl/>
+          <w:lang w:bidi="ar-EG"/>
+        </w:rPr>
+        <w:t xml:space="preserve">الخيمة كان مكانها وسط محلّة إسرائيل (قارن سفر العدد 1: 50؛ 2: 17). حينما دُعي الشعب معًا، كان يجتمع عند باب الخيمة (مثلاً سفر العدد 10: 3). لقد كانت نقطة تجمعهم. </w:t>
+      </w:r>
+      <w:r>
+        <w:rPr>
+          <w:sz w:val="56"/>
+          <w:szCs w:val="56"/>
+          <w:rtl/>
+          <w:lang w:bidi="ar-EG"/>
+        </w:rPr>
+        <w:t>–</w:t>
+      </w:r>
+      <w:r>
+        <w:rPr>
+          <w:rFonts w:hint="cs"/>
+          <w:sz w:val="56"/>
+          <w:szCs w:val="56"/>
+          <w:rtl/>
+          <w:lang w:bidi="ar-EG"/>
+        </w:rPr>
+        <w:t xml:space="preserve"> كم هذا يتكلم بشكل واضح عن الرب يسوع، الذي اليوم أيضًا هو لنا نقطة نجتمع فيها. إن وعده ساري عمله إلى اليوم: "</w:t>
+      </w:r>
+      <w:r>
+        <w:rPr>
+          <w:sz w:val="56"/>
+          <w:szCs w:val="56"/>
+          <w:rtl/>
+          <w:lang w:bidi="ar-EG"/>
+        </w:rPr>
+        <w:t>حَيْثُمَا اجْتَمَعَ اثْنَانِ أَوْ ثَلاَثَةٌ بِاسْمِي فَهُنَاكَ أَكُونُ فِي وَسْطِهِمْ».</w:t>
+      </w:r>
+      <w:r>
+        <w:rPr>
+          <w:rFonts w:hint="cs"/>
+          <w:sz w:val="56"/>
+          <w:szCs w:val="56"/>
+          <w:rtl/>
+          <w:lang w:bidi="ar-EG"/>
+        </w:rPr>
+        <w:t>" (متى 18: 20).</w:t>
+      </w:r>
+    </w:p>
+    <w:p>
+      <w:pPr>
+        <w:pStyle w:val="ListParagraph"/>
+        <w:numPr>
+          <w:ilvl w:val="0"/>
+          <w:numId w:val="1"/>
+        </w:numPr>
+        <w:bidi/>
+        <w:jc w:val="both"/>
+        <w:rPr>
+          <w:sz w:val="56"/>
+          <w:szCs w:val="56"/>
+          <w:lang w:bidi="ar-EG"/>
+        </w:rPr>
+      </w:pPr>
+      <w:r>
+        <w:rPr>
+          <w:rFonts w:hint="cs"/>
+          <w:sz w:val="56"/>
+          <w:szCs w:val="56"/>
+          <w:rtl/>
+          <w:lang w:bidi="ar-EG"/>
+        </w:rPr>
+        <w:t xml:space="preserve">القدس في البرية كان الموضع الذي قُدّمت فيه الذبائح والبخور أيضًا. </w:t>
+      </w:r>
+      <w:r>
+        <w:rPr>
+          <w:sz w:val="56"/>
+          <w:szCs w:val="56"/>
+          <w:rtl/>
+          <w:lang w:bidi="ar-EG"/>
+        </w:rPr>
+        <w:t>–</w:t>
+      </w:r>
+      <w:r>
+        <w:rPr>
+          <w:rFonts w:hint="cs"/>
+          <w:sz w:val="56"/>
+          <w:szCs w:val="56"/>
+          <w:rtl/>
+          <w:lang w:bidi="ar-EG"/>
+        </w:rPr>
+        <w:t xml:space="preserve"> جميع الآنية تتكلم رمزيًا عن شخص وعمل الرب يسوع. صليبه كان المذبح، حيث سال دم الكفارة لأجلنا وحيث تصاعدت الرائحة الزكية إلى الله.</w:t>
+      </w:r>
+    </w:p>
+    <w:p>
+      <w:pPr>
+        <w:pStyle w:val="ListParagraph"/>
+        <w:numPr>
+          <w:ilvl w:val="0"/>
+          <w:numId w:val="1"/>
+        </w:numPr>
+        <w:bidi/>
+        <w:jc w:val="both"/>
+        <w:rPr>
+          <w:sz w:val="56"/>
+          <w:szCs w:val="56"/>
+          <w:lang w:bidi="ar-EG"/>
+        </w:rPr>
+      </w:pPr>
+      <w:r>
+        <w:rPr>
+          <w:rFonts w:hint="cs"/>
+          <w:sz w:val="56"/>
+          <w:szCs w:val="56"/>
+          <w:rtl/>
+          <w:lang w:bidi="ar-EG"/>
+        </w:rPr>
+        <w:t>في هذا "الموضع المقدس"، "</w:t>
+      </w:r>
+      <w:r>
+        <w:rPr>
+          <w:sz w:val="56"/>
+          <w:szCs w:val="56"/>
+          <w:rtl/>
+          <w:lang w:bidi="ar-EG"/>
+        </w:rPr>
+        <w:t>فِي دَارِ خَيْمَةِ الاجْتِمَاعِ</w:t>
+      </w:r>
+      <w:r>
+        <w:rPr>
+          <w:rFonts w:hint="cs"/>
+          <w:sz w:val="56"/>
+          <w:szCs w:val="56"/>
+          <w:rtl/>
+          <w:lang w:bidi="ar-EG"/>
+        </w:rPr>
+        <w:t xml:space="preserve">"، أُعيلت العائلة الكهنوتية بالطعام. هناك أكلوا من ذبيحة التقدمة ومن ذبيحة الخطية (قارن لاويين 6: 6 + 19). </w:t>
+      </w:r>
+      <w:r>
+        <w:rPr>
+          <w:sz w:val="56"/>
+          <w:szCs w:val="56"/>
+          <w:rtl/>
+          <w:lang w:bidi="ar-EG"/>
+        </w:rPr>
+        <w:t>–</w:t>
+      </w:r>
+      <w:r>
+        <w:rPr>
+          <w:rFonts w:hint="cs"/>
+          <w:sz w:val="56"/>
+          <w:szCs w:val="56"/>
+          <w:rtl/>
+          <w:lang w:bidi="ar-EG"/>
+        </w:rPr>
+        <w:t xml:space="preserve"> اليوم جميع المؤمنين يشكلون العائلة الكهنوتية (1. بطرس 2: 5)، وطعامهم الروحي هو المسيح، الخبز الذي من السماء.</w:t>
+      </w:r>
+    </w:p>
+    <w:p>
+      <w:pPr>
+        <w:pStyle w:val="ListParagraph"/>
+        <w:numPr>
+          <w:ilvl w:val="0"/>
+          <w:numId w:val="1"/>
+        </w:numPr>
+        <w:bidi/>
+        <w:jc w:val="both"/>
+        <w:rPr>
+          <w:sz w:val="56"/>
+          <w:szCs w:val="56"/>
+          <w:lang w:bidi="ar-EG"/>
+        </w:rPr>
+      </w:pPr>
+      <w:r>
+        <w:rPr>
+          <w:rFonts w:hint="cs"/>
+          <w:sz w:val="56"/>
+          <w:szCs w:val="56"/>
+          <w:rtl/>
+          <w:lang w:bidi="ar-EG"/>
+        </w:rPr>
+        <w:lastRenderedPageBreak/>
+        <w:t>أخيرًا كانت خيمة الاجتماع موضع السجود. كل مَن أراد أن يقدّم ذبيحة طوعية، كان ينبغي عليه أن يقدمها "</w:t>
+      </w:r>
+      <w:r>
+        <w:rPr>
+          <w:sz w:val="56"/>
+          <w:szCs w:val="56"/>
+          <w:rtl/>
+          <w:lang w:bidi="ar-EG"/>
+        </w:rPr>
+        <w:t>إِلَى بَابِ خَيْمَةِ الاجْتِمَاعِ</w:t>
+      </w:r>
+      <w:r>
+        <w:rPr>
+          <w:rFonts w:hint="cs"/>
+          <w:sz w:val="56"/>
+          <w:szCs w:val="56"/>
+          <w:rtl/>
+          <w:lang w:bidi="ar-EG"/>
+        </w:rPr>
+        <w:t xml:space="preserve">" (لاويين 1: 3). </w:t>
+      </w:r>
+      <w:r>
+        <w:rPr>
+          <w:sz w:val="56"/>
+          <w:szCs w:val="56"/>
+          <w:rtl/>
+          <w:lang w:bidi="ar-EG"/>
+        </w:rPr>
+        <w:t>–</w:t>
+      </w:r>
+      <w:r>
+        <w:rPr>
+          <w:rFonts w:hint="cs"/>
+          <w:sz w:val="56"/>
+          <w:szCs w:val="56"/>
+          <w:rtl/>
+          <w:lang w:bidi="ar-EG"/>
+        </w:rPr>
+        <w:t xml:space="preserve"> "به" فقط يستطيع المؤمنون أن يقدموا اليوم "</w:t>
+      </w:r>
+      <w:r>
+        <w:rPr>
+          <w:sz w:val="56"/>
+          <w:szCs w:val="56"/>
+          <w:rtl/>
+          <w:lang w:bidi="ar-EG"/>
+        </w:rPr>
+        <w:t xml:space="preserve"> فِي كُلِّ حِينٍ ِللهِ ذَبِيحَةَ التَّسْبِيحِ</w:t>
+      </w:r>
+      <w:r>
+        <w:rPr>
+          <w:rFonts w:hint="cs"/>
+          <w:sz w:val="56"/>
+          <w:szCs w:val="56"/>
+          <w:rtl/>
+          <w:lang w:bidi="ar-EG"/>
+        </w:rPr>
+        <w:t>". وبنفس الوقت هو بنفسه هذه الذبيحة، التي يحق لنا دومًا وتكرارًا عن نقدمها لله ساجدين.</w:t>
+      </w:r>
+    </w:p>
+    <w:p>
+      <w:pPr>
+        <w:bidi/>
+        <w:jc w:val="both"/>
+        <w:rPr>
+          <w:sz w:val="56"/>
+          <w:szCs w:val="56"/>
+          <w:rtl/>
+          <w:lang w:bidi="ar-EG"/>
+        </w:rPr>
+      </w:pPr>
+      <w:r>
+        <w:rPr>
+          <w:rFonts w:hint="cs"/>
+          <w:sz w:val="56"/>
+          <w:szCs w:val="56"/>
+          <w:rtl/>
+          <w:lang w:bidi="ar-EG"/>
+        </w:rPr>
+        <w:t>إننا أظهرنا فقط المتوازيات الجوهرية بين المثال في العهد القديم وتتمتها كاملاً في المسيح. لكنه يكفي ليكون لنا أكثر يقين</w:t>
+      </w:r>
+      <w:r>
+        <w:rPr>
+          <w:rFonts w:hint="cs"/>
+          <w:sz w:val="56"/>
+          <w:szCs w:val="56"/>
+          <w:rtl/>
+          <w:lang w:bidi="ar-EG"/>
+        </w:rPr>
+        <w:t>ٍ</w:t>
+      </w:r>
+      <w:r>
+        <w:rPr>
+          <w:rFonts w:hint="cs"/>
+          <w:sz w:val="56"/>
+          <w:szCs w:val="56"/>
+          <w:rtl/>
+          <w:lang w:bidi="ar-EG"/>
+        </w:rPr>
+        <w:t xml:space="preserve"> بعُظم هذه الحقيقة: "</w:t>
+      </w:r>
+      <w:r>
+        <w:rPr>
+          <w:sz w:val="56"/>
+          <w:szCs w:val="56"/>
+          <w:rtl/>
+          <w:lang w:bidi="ar-EG"/>
+        </w:rPr>
+        <w:t>الْكَلِمَةُ صَارَ جَسَدًا وَحَلَّ بَيْنَنَا، وَرَأَيْنَا مَجْدَهُ، مَجْدًا كَمَا لِوَحِيدٍ مِنَ الآبِ</w:t>
+      </w:r>
+      <w:r>
+        <w:rPr>
+          <w:rFonts w:hint="cs"/>
+          <w:sz w:val="56"/>
+          <w:szCs w:val="56"/>
+          <w:rtl/>
+          <w:lang w:bidi="ar-EG"/>
+        </w:rPr>
+        <w:t>".</w:t>
+      </w:r>
+    </w:p>
+    <w:p>
+      <w:pPr>
+        <w:jc w:val="both"/>
+        <w:rPr>
+          <w:b/>
+          <w:bCs/>
+          <w:sz w:val="40"/>
+          <w:szCs w:val="40"/>
+          <w:rtl/>
+          <w:lang w:bidi="ar-EG"/>
+        </w:rPr>
+      </w:pPr>
+      <w:r>
+        <w:rPr>
+          <w:b/>
+          <w:bCs/>
+          <w:sz w:val="40"/>
+          <w:szCs w:val="40"/>
+          <w:lang w:bidi="ar-EG"/>
+        </w:rPr>
+        <w:t xml:space="preserve">Marco </w:t>
+      </w:r>
+      <w:proofErr w:type="spellStart"/>
+      <w:r>
+        <w:rPr>
+          <w:b/>
+          <w:bCs/>
+          <w:sz w:val="40"/>
+          <w:szCs w:val="40"/>
+          <w:lang w:bidi="ar-EG"/>
+        </w:rPr>
+        <w:t>Leßmann</w:t>
+      </w:r>
+      <w:proofErr w:type="spellEnd"/>
     </w:p>
     <w:sectPr>
       <w:pgSz w:w="11906" w:h="16838"/>
-      <w:pgMar w:top="1440" w:right="1440" w:bottom="1440" w:left="1440" w:header="708" w:footer="708" w:gutter="0"/>
+      <w:pgMar w:top="720" w:right="720" w:bottom="720" w:left="720" w:header="708" w:footer="708" w:gutter="0"/>
       <w:cols w:space="708"/>
-      <w:docGrid w:linePitch="360"/>
+      <w:docGrid w:linePitch="381"/>
     </w:sectPr>
   </w:body>
 </w:document>
@@ -459,115 +1106,92 @@
 <file path=word/numbering.xml><?xml version="1.0" encoding="utf-8"?>
 <w:numbering xmlns:wpc="http://schemas.microsoft.com/office/word/2010/wordprocessingCanvas" xmlns:cx="http://schemas.microsoft.com/office/drawing/2014/chartex" xmlns:cx1="http://schemas.microsoft.com/office/drawing/2015/9/8/chartex" xmlns:cx2="http://schemas.microsoft.com/office/drawing/2015/10/21/chartex" xmlns:cx3="http://schemas.microsoft.com/office/drawing/2016/5/9/chartex" xmlns:cx4="http://schemas.microsoft.com/office/drawing/2016/5/10/chartex" xmlns:cx5="http://schemas.microsoft.com/office/drawing/2016/5/11/chartex" xmlns:cx6="http://schemas.microsoft.com/office/drawing/2016/5/12/chartex" xmlns:cx7="http://schemas.microsoft.com/office/drawing/2016/5/13/chartex" xmlns:cx8="http://schemas.microsoft.com/office/drawing/2016/5/14/chartex" xmlns:mc="http://schemas.openxmlformats.org/markup-compatibility/2006" xmlns:aink="http://schemas.microsoft.com/office/drawing/2016/ink" xmlns:am3d="http://schemas.microsoft.com/office/drawing/2017/model3d" xmlns:o="urn:schemas-microsoft-com:office:office" xmlns:r="http://schemas.openxmlformats.org/officeDocument/2006/relationships" xmlns:m="http://schemas.openxmlformats.org/officeDocument/2006/math" xmlns:v="urn:schemas-microsoft-com:vml" xmlns:wp14="http://schemas.microsoft.com/office/word/2010/wordprocessingDrawing" xmlns:wp="http://schemas.openxmlformats.org/drawingml/2006/wordprocessingDrawing" xmlns:w10="urn:schemas-microsoft-com:office:word" xmlns:w="http://schemas.openxmlformats.org/wordprocessingml/2006/main" xmlns:w14="http://schemas.microsoft.com/office/word/2010/wordml" xmlns:w15="http://schemas.microsoft.com/office/word/2012/wordml" xmlns:w16cex="http://schemas.microsoft.com/office/word/2018/wordml/cex" xmlns:w16cid="http://schemas.microsoft.com/office/word/2016/wordml/cid" xmlns:w16="http://schemas.microsoft.com/office/word/2018/wordml" xmlns:w16se="http://schemas.microsoft.com/office/word/2015/wordml/symex" xmlns:wpg="http://schemas.microsoft.com/office/word/2010/wordprocessingGroup" xmlns:wpi="http://schemas.microsoft.com/office/word/2010/wordprocessingInk" xmlns:wne="http://schemas.microsoft.com/office/word/2006/wordml" xmlns:wps="http://schemas.microsoft.com/office/word/2010/wordprocessingShape" mc:Ignorable="w14 w15 w16se w16cid w16 w16cex wp14">
   <w:abstractNum w:abstractNumId="0" w15:restartNumberingAfterBreak="0">
-    <w:nsid w:val="2FE7641B"/>
+    <w:nsid w:val="2FE05C77"/>
     <w:multiLevelType w:val="hybridMultilevel"/>
-    <w:tmpl w:val="FA24E652"/>
-    <w:lvl w:ilvl="0" w:tplc="C5503BC2">
-      <w:numFmt w:val="bullet"/>
-      <w:lvlText w:val="-"/>
+    <w:tmpl w:val="09EAB37A"/>
+    <w:lvl w:ilvl="0" w:tplc="2000000F">
+      <w:start w:val="1"/>
+      <w:numFmt w:val="decimal"/>
+      <w:lvlText w:val="%1."/>
       <w:lvlJc w:val="left"/>
       <w:pPr>
         <w:ind w:left="720" w:hanging="360"/>
       </w:pPr>
       <w:rPr>
-        <w:rFonts w:ascii="Sakkal Majalla" w:eastAsiaTheme="minorHAnsi" w:hAnsi="Sakkal Majalla" w:cs="Sakkal Majalla" w:hint="default"/>
+        <w:rFonts w:hint="default"/>
       </w:rPr>
     </w:lvl>
-    <w:lvl w:ilvl="1" w:tplc="20000003" w:tentative="1">
+    <w:lvl w:ilvl="1" w:tplc="20000019" w:tentative="1">
       <w:start w:val="1"/>
-      <w:numFmt w:val="bullet"/>
-      <w:lvlText w:val="o"/>
+      <w:numFmt w:val="lowerLetter"/>
+      <w:lvlText w:val="%2."/>
       <w:lvlJc w:val="left"/>
       <w:pPr>
         <w:ind w:left="1440" w:hanging="360"/>
       </w:pPr>
-      <w:rPr>
-        <w:rFonts w:ascii="Courier New" w:hAnsi="Courier New" w:cs="Courier New" w:hint="default"/>
-      </w:rPr>
     </w:lvl>
-    <w:lvl w:ilvl="2" w:tplc="20000005" w:tentative="1">
+    <w:lvl w:ilvl="2" w:tplc="2000001B" w:tentative="1">
       <w:start w:val="1"/>
-      <w:numFmt w:val="bullet"/>
-      <w:lvlText w:val=""/>
+      <w:numFmt w:val="lowerRoman"/>
+      <w:lvlText w:val="%3."/>
+      <w:lvlJc w:val="right"/>
+      <w:pPr>
+        <w:ind w:left="2160" w:hanging="180"/>
+      </w:pPr>
+    </w:lvl>
+    <w:lvl w:ilvl="3" w:tplc="2000000F" w:tentative="1">
+      <w:start w:val="1"/>
+      <w:numFmt w:val="decimal"/>
+      <w:lvlText w:val="%4."/>
       <w:lvlJc w:val="left"/>
       <w:pPr>
-        <w:ind w:left="2160" w:hanging="360"/>
-      </w:pPr>
-      <w:rPr>
-        <w:rFonts w:ascii="Wingdings" w:hAnsi="Wingdings" w:hint="default"/>
-      </w:rPr>
+        <w:ind w:left="2880" w:hanging="360"/>
+      </w:pPr>
     </w:lvl>
-    <w:lvl w:ilvl="3" w:tplc="20000001" w:tentative="1">
+    <w:lvl w:ilvl="4" w:tplc="20000019" w:tentative="1">
       <w:start w:val="1"/>
-      <w:numFmt w:val="bullet"/>
-      <w:lvlText w:val=""/>
+      <w:numFmt w:val="lowerLetter"/>
+      <w:lvlText w:val="%5."/>
       <w:lvlJc w:val="left"/>
       <w:pPr>
-        <w:ind w:left="2880" w:hanging="360"/>
-      </w:pPr>
-      <w:rPr>
-        <w:rFonts w:ascii="Symbol" w:hAnsi="Symbol" w:hint="default"/>
-      </w:rPr>
+        <w:ind w:left="3600" w:hanging="360"/>
+      </w:pPr>
     </w:lvl>
-    <w:lvl w:ilvl="4" w:tplc="20000003" w:tentative="1">
+    <w:lvl w:ilvl="5" w:tplc="2000001B" w:tentative="1">
       <w:start w:val="1"/>
-      <w:numFmt w:val="bullet"/>
-      <w:lvlText w:val="o"/>
+      <w:numFmt w:val="lowerRoman"/>
+      <w:lvlText w:val="%6."/>
+      <w:lvlJc w:val="right"/>
+      <w:pPr>
+        <w:ind w:left="4320" w:hanging="180"/>
+      </w:pPr>
+    </w:lvl>
+    <w:lvl w:ilvl="6" w:tplc="2000000F" w:tentative="1">
+      <w:start w:val="1"/>
+      <w:numFmt w:val="decimal"/>
+      <w:lvlText w:val="%7."/>
       <w:lvlJc w:val="left"/>
       <w:pPr>
-        <w:ind w:left="3600" w:hanging="360"/>
-      </w:pPr>
-      <w:rPr>
-        <w:rFonts w:ascii="Courier New" w:hAnsi="Courier New" w:cs="Courier New" w:hint="default"/>
-      </w:rPr>
+        <w:ind w:left="5040" w:hanging="360"/>
+      </w:pPr>
     </w:lvl>
-    <w:lvl w:ilvl="5" w:tplc="20000005" w:tentative="1">
+    <w:lvl w:ilvl="7" w:tplc="20000019" w:tentative="1">
       <w:start w:val="1"/>
-      <w:numFmt w:val="bullet"/>
-      <w:lvlText w:val=""/>
+      <w:numFmt w:val="lowerLetter"/>
+      <w:lvlText w:val="%8."/>
       <w:lvlJc w:val="left"/>
       <w:pPr>
-        <w:ind w:left="4320" w:hanging="360"/>
-      </w:pPr>
-      <w:rPr>
-        <w:rFonts w:ascii="Wingdings" w:hAnsi="Wingdings" w:hint="default"/>
-      </w:rPr>
+        <w:ind w:left="5760" w:hanging="360"/>
+      </w:pPr>
     </w:lvl>
-    <w:lvl w:ilvl="6" w:tplc="20000001" w:tentative="1">
+    <w:lvl w:ilvl="8" w:tplc="2000001B" w:tentative="1">
       <w:start w:val="1"/>
-      <w:numFmt w:val="bullet"/>
-      <w:lvlText w:val=""/>
-      <w:lvlJc w:val="left"/>
-      <w:pPr>
-        <w:ind w:left="5040" w:hanging="360"/>
-      </w:pPr>
-      <w:rPr>
-        <w:rFonts w:ascii="Symbol" w:hAnsi="Symbol" w:hint="default"/>
-      </w:rPr>
-    </w:lvl>
-    <w:lvl w:ilvl="7" w:tplc="20000003" w:tentative="1">
-      <w:start w:val="1"/>
-      <w:numFmt w:val="bullet"/>
-      <w:lvlText w:val="o"/>
-      <w:lvlJc w:val="left"/>
-      <w:pPr>
-        <w:ind w:left="5760" w:hanging="360"/>
-      </w:pPr>
-      <w:rPr>
-        <w:rFonts w:ascii="Courier New" w:hAnsi="Courier New" w:cs="Courier New" w:hint="default"/>
-      </w:rPr>
-    </w:lvl>
-    <w:lvl w:ilvl="8" w:tplc="20000005" w:tentative="1">
-      <w:start w:val="1"/>
-      <w:numFmt w:val="bullet"/>
-      <w:lvlText w:val=""/>
-      <w:lvlJc w:val="left"/>
-      <w:pPr>
-        <w:ind w:left="6480" w:hanging="360"/>
-      </w:pPr>
-      <w:rPr>
-        <w:rFonts w:ascii="Wingdings" w:hAnsi="Wingdings" w:hint="default"/>
-      </w:rPr>
+      <w:numFmt w:val="lowerRoman"/>
+      <w:lvlText w:val="%9."/>
+      <w:lvlJc w:val="right"/>
+      <w:pPr>
+        <w:ind w:left="6480" w:hanging="180"/>
+      </w:pPr>
     </w:lvl>
   </w:abstractNum>
   <w:num w:numId="1">
@@ -581,9 +1205,9 @@
   <w:docDefaults>
     <w:rPrDefault>
       <w:rPr>
-        <w:rFonts w:asciiTheme="minorHAnsi" w:eastAsiaTheme="minorHAnsi" w:hAnsiTheme="minorHAnsi" w:cstheme="minorBidi"/>
-        <w:sz w:val="22"/>
-        <w:szCs w:val="22"/>
+        <w:rFonts w:ascii="Sakkal Majalla" w:eastAsiaTheme="minorHAnsi" w:hAnsi="Sakkal Majalla" w:cs="Sakkal Majalla"/>
+        <w:sz w:val="28"/>
+        <w:szCs w:val="28"/>
         <w:lang w:val="en-IL" w:eastAsia="en-US" w:bidi="ar-SA"/>
       </w:rPr>
     </w:rPrDefault>
@@ -974,9 +1598,6 @@
   <w:style w:type="paragraph" w:default="1" w:styleId="Normal">
     <w:name w:val="Normal"/>
     <w:qFormat/>
-    <w:rPr>
-      <w:lang w:bidi="ar-EG"/>
-    </w:rPr>
   </w:style>
   <w:style w:type="character" w:default="1" w:styleId="DefaultParagraphFont">
     <w:name w:val="Default Paragraph Font"/>
@@ -1010,7 +1631,7 @@
     <w:basedOn w:val="Normal"/>
     <w:uiPriority w:val="34"/>
     <w:qFormat/>
-    <w:rsid w:val="004349B8"/>
+    <w:rsid w:val="00F941CE"/>
     <w:pPr>
       <w:ind w:left="720"/>
       <w:contextualSpacing/>
@@ -1021,7 +1642,7 @@
     <w:basedOn w:val="DefaultParagraphFont"/>
     <w:uiPriority w:val="99"/>
     <w:unhideWhenUsed/>
-    <w:rsid w:val="00E9043C"/>
+    <w:rsid w:val="00FD3E96"/>
     <w:rPr>
       <w:color w:val="0563C1" w:themeColor="hyperlink"/>
       <w:u w:val="single"/>
@@ -1033,7 +1654,7 @@
     <w:uiPriority w:val="99"/>
     <w:semiHidden/>
     <w:unhideWhenUsed/>
-    <w:rsid w:val="00E9043C"/>
+    <w:rsid w:val="00FD3E96"/>
     <w:rPr>
       <w:color w:val="605E5C"/>
       <w:shd w:val="clear" w:color="auto" w:fill="E1DFDD"/>
